--- a/Тестирование программного обеспечения/Работа №3/Тесты по вебу.docx
+++ b/Тестирование программного обеспечения/Работа №3/Тесты по вебу.docx
@@ -249,25 +249,7 @@
                 <w:sz w:val="28"/>
                 <w:szCs w:val="28"/>
               </w:rPr>
-              <w:t xml:space="preserve">По нажатию на кнопку «Статьи» должен автоматически воспроизвестись </w:t>
-            </w:r>
-            <w:proofErr w:type="spellStart"/>
-            <w:r>
-              <w:rPr>
-                <w:rFonts w:ascii="Times New Roman" w:hAnsi="Times New Roman" w:cs="Times New Roman"/>
-                <w:sz w:val="28"/>
-                <w:szCs w:val="28"/>
-              </w:rPr>
-              <w:t>скролл</w:t>
-            </w:r>
-            <w:proofErr w:type="spellEnd"/>
-            <w:r>
-              <w:rPr>
-                <w:rFonts w:ascii="Times New Roman" w:hAnsi="Times New Roman" w:cs="Times New Roman"/>
-                <w:sz w:val="28"/>
-                <w:szCs w:val="28"/>
-              </w:rPr>
-              <w:t xml:space="preserve"> до блока информации «Наши кулинарные истории»</w:t>
+              <w:t xml:space="preserve">По нажатию на кнопку «Статьи» должен автоматически воспроизвестись скролл до блока информации «Наши кулинарные истории»</w:t>
             </w:r>
           </w:p>
           <w:p>
@@ -290,41 +272,7 @@
                 <w:sz w:val="28"/>
                 <w:szCs w:val="28"/>
               </w:rPr>
-              <w:t xml:space="preserve">По нажатию на кнопку «Меню» </w:t>
-            </w:r>
-            <w:r>
-              <w:rPr>
-                <w:rFonts w:ascii="Times New Roman" w:hAnsi="Times New Roman" w:cs="Times New Roman"/>
-                <w:sz w:val="28"/>
-                <w:szCs w:val="28"/>
-              </w:rPr>
-              <w:t xml:space="preserve">должен автоматически воспроизвестись </w:t>
-            </w:r>
-            <w:proofErr w:type="spellStart"/>
-            <w:r>
-              <w:rPr>
-                <w:rFonts w:ascii="Times New Roman" w:hAnsi="Times New Roman" w:cs="Times New Roman"/>
-                <w:sz w:val="28"/>
-                <w:szCs w:val="28"/>
-              </w:rPr>
-              <w:t>скролл</w:t>
-            </w:r>
-            <w:proofErr w:type="spellEnd"/>
-            <w:r>
-              <w:rPr>
-                <w:rFonts w:ascii="Times New Roman" w:hAnsi="Times New Roman" w:cs="Times New Roman"/>
-                <w:sz w:val="28"/>
-                <w:szCs w:val="28"/>
-              </w:rPr>
-              <w:t xml:space="preserve"> до блока информации</w:t>
-            </w:r>
-            <w:r>
-              <w:rPr>
-                <w:rFonts w:ascii="Times New Roman" w:hAnsi="Times New Roman" w:cs="Times New Roman"/>
-                <w:sz w:val="28"/>
-                <w:szCs w:val="28"/>
-              </w:rPr>
-              <w:t xml:space="preserve"> «Наше меню»</w:t>
+              <w:t xml:space="preserve">По нажатию на кнопку «Меню» должен автоматически воспроизвестись скролл до блока информации «Наше меню»</w:t>
             </w:r>
           </w:p>
           <w:p>
@@ -348,57 +296,7 @@
                 <w:sz w:val="28"/>
                 <w:szCs w:val="28"/>
               </w:rPr>
-              <w:t>По нажатию на кнопку «</w:t>
-            </w:r>
-            <w:r>
-              <w:rPr>
-                <w:rFonts w:ascii="Times New Roman" w:hAnsi="Times New Roman" w:cs="Times New Roman"/>
-                <w:sz w:val="28"/>
-                <w:szCs w:val="28"/>
-              </w:rPr>
-              <w:t>Обратная связь</w:t>
-            </w:r>
-            <w:r>
-              <w:rPr>
-                <w:rFonts w:ascii="Times New Roman" w:hAnsi="Times New Roman" w:cs="Times New Roman"/>
-                <w:sz w:val="28"/>
-                <w:szCs w:val="28"/>
-              </w:rPr>
-              <w:t xml:space="preserve">» должен автоматически воспроизвестись </w:t>
-            </w:r>
-            <w:proofErr w:type="spellStart"/>
-            <w:r>
-              <w:rPr>
-                <w:rFonts w:ascii="Times New Roman" w:hAnsi="Times New Roman" w:cs="Times New Roman"/>
-                <w:sz w:val="28"/>
-                <w:szCs w:val="28"/>
-              </w:rPr>
-              <w:t>скролл</w:t>
-            </w:r>
-            <w:proofErr w:type="spellEnd"/>
-            <w:r>
-              <w:rPr>
-                <w:rFonts w:ascii="Times New Roman" w:hAnsi="Times New Roman" w:cs="Times New Roman"/>
-                <w:sz w:val="28"/>
-                <w:szCs w:val="28"/>
-              </w:rPr>
-              <w:t xml:space="preserve"> до блока информации «</w:t>
-            </w:r>
-            <w:r>
-              <w:rPr>
-                <w:rFonts w:ascii="Times New Roman" w:hAnsi="Times New Roman" w:cs="Times New Roman"/>
-                <w:sz w:val="28"/>
-                <w:szCs w:val="28"/>
-              </w:rPr>
-              <w:t>Обратная связь</w:t>
-            </w:r>
-            <w:r>
-              <w:rPr>
-                <w:rFonts w:ascii="Times New Roman" w:hAnsi="Times New Roman" w:cs="Times New Roman"/>
-                <w:sz w:val="28"/>
-                <w:szCs w:val="28"/>
-              </w:rPr>
-              <w:t>»</w:t>
+              <w:t xml:space="preserve">По нажатию на кнопку «Обратная связь» должен автоматически воспроизвестись скролл до блока информации «Обратная связь»</w:t>
             </w:r>
           </w:p>
         </w:tc>
@@ -435,6 +333,7 @@
               <w:rPr>
                 <w:rFonts w:ascii="Times New Roman" w:hAnsi="Times New Roman" w:cs="Times New Roman"/>
                 <w:b/>
+                <w:bCs/>
                 <w:sz w:val="28"/>
                 <w:szCs w:val="28"/>
               </w:rPr>
@@ -443,10 +342,11 @@
               <w:rPr>
                 <w:rFonts w:ascii="Times New Roman" w:hAnsi="Times New Roman" w:cs="Times New Roman"/>
                 <w:b/>
-                <w:sz w:val="28"/>
-                <w:szCs w:val="28"/>
-              </w:rPr>
-              <w:t>Небольшой визуальный подъем карт при наведении:</w:t>
+                <w:bCs/>
+                <w:sz w:val="28"/>
+                <w:szCs w:val="28"/>
+              </w:rPr>
+              <w:t>Визуальный подъём карточек статей при наведении:</w:t>
             </w:r>
           </w:p>
           <w:p>
@@ -458,19 +358,127 @@
               </w:numPr>
               <w:rPr>
                 <w:rFonts w:ascii="Times New Roman" w:hAnsi="Times New Roman" w:cs="Times New Roman"/>
-                <w:b/>
-                <w:sz w:val="28"/>
-                <w:szCs w:val="28"/>
-              </w:rPr>
-            </w:pPr>
-            <w:r>
-              <w:rPr>
-                <w:rFonts w:ascii="Times New Roman" w:hAnsi="Times New Roman" w:cs="Times New Roman"/>
-                <w:bCs/>
-                <w:sz w:val="28"/>
-                <w:szCs w:val="28"/>
-              </w:rPr>
-              <w:t>При наведении на карты с в блоке информации «Наши кулинарные истории» или «Интересные предложения» карты должны подниматься на 5 пикселей</w:t>
+                <w:sz w:val="28"/>
+                <w:szCs w:val="28"/>
+              </w:rPr>
+            </w:pPr>
+            <w:r>
+              <w:rPr>
+                <w:rFonts w:ascii="Times New Roman" w:hAnsi="Times New Roman" w:cs="Times New Roman"/>
+                <w:sz w:val="28"/>
+                <w:szCs w:val="28"/>
+              </w:rPr>
+              <w:t>Открыть страницу сайта ресторана «Палитра вкусов» и прокрутить вниз до блока «Наши кулинарные истории»</w:t>
+            </w:r>
+          </w:p>
+          <w:p>
+            <w:pPr>
+              <w:pStyle w:val="a7"/>
+              <w:numPr>
+                <w:ilvl w:val="0"/>
+                <w:numId w:val="6"/>
+              </w:numPr>
+              <w:rPr>
+                <w:rFonts w:ascii="Times New Roman" w:hAnsi="Times New Roman" w:cs="Times New Roman"/>
+                <w:sz w:val="28"/>
+                <w:szCs w:val="28"/>
+              </w:rPr>
+            </w:pPr>
+            <w:r>
+              <w:rPr>
+                <w:rFonts w:ascii="Times New Roman" w:hAnsi="Times New Roman" w:cs="Times New Roman"/>
+                <w:sz w:val="28"/>
+                <w:szCs w:val="28"/>
+              </w:rPr>
+              <w:t>Навести курсор на карточку статьи «Уютная атмосфера»</w:t>
+            </w:r>
+          </w:p>
+          <w:p>
+            <w:pPr>
+              <w:pStyle w:val="a7"/>
+              <w:numPr>
+                <w:ilvl w:val="0"/>
+                <w:numId w:val="6"/>
+              </w:numPr>
+              <w:rPr>
+                <w:rFonts w:ascii="Times New Roman" w:hAnsi="Times New Roman" w:cs="Times New Roman"/>
+                <w:sz w:val="28"/>
+                <w:szCs w:val="28"/>
+              </w:rPr>
+            </w:pPr>
+            <w:r>
+              <w:rPr>
+                <w:rFonts w:ascii="Times New Roman" w:hAnsi="Times New Roman" w:cs="Times New Roman"/>
+                <w:sz w:val="28"/>
+                <w:szCs w:val="28"/>
+              </w:rPr>
+              <w:t>Навести курсор на карточку статьи «Искусство шеф-повара»</w:t>
+            </w:r>
+          </w:p>
+          <w:p>
+            <w:pPr>
+              <w:pStyle w:val="a7"/>
+              <w:numPr>
+                <w:ilvl w:val="0"/>
+                <w:numId w:val="6"/>
+              </w:numPr>
+              <w:rPr>
+                <w:rFonts w:ascii="Times New Roman" w:hAnsi="Times New Roman" w:cs="Times New Roman"/>
+                <w:sz w:val="28"/>
+                <w:szCs w:val="28"/>
+              </w:rPr>
+            </w:pPr>
+            <w:r>
+              <w:rPr>
+                <w:rFonts w:ascii="Times New Roman" w:hAnsi="Times New Roman" w:cs="Times New Roman"/>
+                <w:sz w:val="28"/>
+                <w:szCs w:val="28"/>
+              </w:rPr>
+              <w:t>Навести курсор на карточку статьи «Только свежие продукты»</w:t>
+            </w:r>
+          </w:p>
+          <w:p>
+            <w:pPr>
+              <w:pStyle w:val="a7"/>
+              <w:numPr>
+                <w:ilvl w:val="0"/>
+                <w:numId w:val="6"/>
+              </w:numPr>
+              <w:rPr>
+                <w:rFonts w:ascii="Times New Roman" w:hAnsi="Times New Roman" w:cs="Times New Roman"/>
+                <w:sz w:val="28"/>
+                <w:szCs w:val="28"/>
+              </w:rPr>
+            </w:pPr>
+            <w:r>
+              <w:rPr>
+                <w:rFonts w:ascii="Times New Roman" w:hAnsi="Times New Roman" w:cs="Times New Roman"/>
+                <w:sz w:val="28"/>
+                <w:szCs w:val="28"/>
+              </w:rPr>
+              <w:t>Навести курсор на карточку «Специальное предложение!» в боковой панели «Интересные предложения»</w:t>
+            </w:r>
+          </w:p>
+          <w:p>
+            <w:pPr>
+              <w:pStyle w:val="a7"/>
+              <w:numPr>
+                <w:ilvl w:val="0"/>
+                <w:numId w:val="6"/>
+              </w:numPr>
+              <w:rPr>
+                <w:rFonts w:ascii="Times New Roman" w:hAnsi="Times New Roman" w:cs="Times New Roman"/>
+                <w:sz w:val="28"/>
+                <w:szCs w:val="28"/>
+              </w:rPr>
+            </w:pPr>
+            <w:r>
+              <w:rPr>
+                <w:rFonts w:ascii="Times New Roman" w:hAnsi="Times New Roman" w:cs="Times New Roman"/>
+                <w:sz w:val="28"/>
+                <w:szCs w:val="28"/>
+              </w:rPr>
+              <w:t>Увести курсор с карточки статьи</w:t>
             </w:r>
           </w:p>
         </w:tc>
@@ -498,23 +506,122 @@
                 <w:sz w:val="28"/>
                 <w:szCs w:val="28"/>
               </w:rPr>
-              <w:t>Карты визуа</w:t>
-            </w:r>
-            <w:r>
-              <w:rPr>
-                <w:rFonts w:ascii="Times New Roman" w:hAnsi="Times New Roman" w:cs="Times New Roman"/>
-                <w:sz w:val="28"/>
-                <w:szCs w:val="28"/>
-              </w:rPr>
-              <w:t>л</w:t>
-            </w:r>
-            <w:r>
-              <w:rPr>
-                <w:rFonts w:ascii="Times New Roman" w:hAnsi="Times New Roman" w:cs="Times New Roman"/>
-                <w:sz w:val="28"/>
-                <w:szCs w:val="28"/>
-              </w:rPr>
-              <w:t>ьно поднимаются на 5 пикселей.</w:t>
+              <w:t>В блоке «Наши кулинарные истории» отображаются три карточки статей</w:t>
+            </w:r>
+          </w:p>
+          <w:p>
+            <w:pPr>
+              <w:pStyle w:val="a7"/>
+              <w:numPr>
+                <w:ilvl w:val="0"/>
+                <w:numId w:val="12"/>
+              </w:numPr>
+              <w:spacing w:after="160" w:line="259" w:lineRule="auto"/>
+              <w:rPr>
+                <w:rFonts w:ascii="Times New Roman" w:hAnsi="Times New Roman" w:cs="Times New Roman"/>
+                <w:sz w:val="28"/>
+                <w:szCs w:val="28"/>
+              </w:rPr>
+            </w:pPr>
+            <w:r>
+              <w:rPr>
+                <w:rFonts w:ascii="Times New Roman" w:hAnsi="Times New Roman" w:cs="Times New Roman"/>
+                <w:sz w:val="28"/>
+                <w:szCs w:val="28"/>
+              </w:rPr>
+              <w:t>Карточка «Уютная атмосфера» плавно приподнимается вверх на 5 пикселей</w:t>
+            </w:r>
+          </w:p>
+          <w:p>
+            <w:pPr>
+              <w:pStyle w:val="a7"/>
+              <w:numPr>
+                <w:ilvl w:val="0"/>
+                <w:numId w:val="12"/>
+              </w:numPr>
+              <w:spacing w:after="160" w:line="259" w:lineRule="auto"/>
+              <w:rPr>
+                <w:rFonts w:ascii="Times New Roman" w:hAnsi="Times New Roman" w:cs="Times New Roman"/>
+                <w:sz w:val="28"/>
+                <w:szCs w:val="28"/>
+              </w:rPr>
+            </w:pPr>
+            <w:r>
+              <w:rPr>
+                <w:rFonts w:ascii="Times New Roman" w:hAnsi="Times New Roman" w:cs="Times New Roman"/>
+                <w:sz w:val="28"/>
+                <w:szCs w:val="28"/>
+              </w:rPr>
+              <w:t>Карточка «Искусство шеф-повара» плавно приподнимается вверх на 5 пикселей</w:t>
+            </w:r>
+          </w:p>
+          <w:p>
+            <w:pPr>
+              <w:pStyle w:val="a7"/>
+              <w:numPr>
+                <w:ilvl w:val="0"/>
+                <w:numId w:val="12"/>
+              </w:numPr>
+              <w:spacing w:after="160" w:line="259" w:lineRule="auto"/>
+              <w:rPr>
+                <w:rFonts w:ascii="Times New Roman" w:hAnsi="Times New Roman" w:cs="Times New Roman"/>
+                <w:sz w:val="28"/>
+                <w:szCs w:val="28"/>
+              </w:rPr>
+            </w:pPr>
+            <w:r>
+              <w:rPr>
+                <w:rFonts w:ascii="Times New Roman" w:hAnsi="Times New Roman" w:cs="Times New Roman"/>
+                <w:sz w:val="28"/>
+                <w:szCs w:val="28"/>
+              </w:rPr>
+              <w:t>Карточка «Только свежие продукты» плавно приподнимается вверх на 5 пикселей</w:t>
+            </w:r>
+          </w:p>
+          <w:p>
+            <w:pPr>
+              <w:pStyle w:val="a7"/>
+              <w:numPr>
+                <w:ilvl w:val="0"/>
+                <w:numId w:val="12"/>
+              </w:numPr>
+              <w:spacing w:after="160" w:line="259" w:lineRule="auto"/>
+              <w:rPr>
+                <w:rFonts w:ascii="Times New Roman" w:hAnsi="Times New Roman" w:cs="Times New Roman"/>
+                <w:sz w:val="28"/>
+                <w:szCs w:val="28"/>
+              </w:rPr>
+            </w:pPr>
+            <w:r>
+              <w:rPr>
+                <w:rFonts w:ascii="Times New Roman" w:hAnsi="Times New Roman" w:cs="Times New Roman"/>
+                <w:sz w:val="28"/>
+                <w:szCs w:val="28"/>
+              </w:rPr>
+              <w:t>Карточка боковой панели остаётся на месте: эффект подъёма к ней не применяется</w:t>
+            </w:r>
+          </w:p>
+          <w:p>
+            <w:pPr>
+              <w:pStyle w:val="a7"/>
+              <w:numPr>
+                <w:ilvl w:val="0"/>
+                <w:numId w:val="12"/>
+              </w:numPr>
+              <w:spacing w:after="160" w:line="259" w:lineRule="auto"/>
+              <w:rPr>
+                <w:rFonts w:ascii="Times New Roman" w:hAnsi="Times New Roman" w:cs="Times New Roman"/>
+                <w:sz w:val="28"/>
+                <w:szCs w:val="28"/>
+              </w:rPr>
+            </w:pPr>
+            <w:r>
+              <w:rPr>
+                <w:rFonts w:ascii="Times New Roman" w:hAnsi="Times New Roman" w:cs="Times New Roman"/>
+                <w:sz w:val="28"/>
+                <w:szCs w:val="28"/>
+              </w:rPr>
+              <w:t>Карточка плавно возвращается в исходное положение, подъём снимается</w:t>
             </w:r>
           </w:p>
         </w:tc>
@@ -551,6 +658,7 @@
               <w:rPr>
                 <w:rFonts w:ascii="Times New Roman" w:hAnsi="Times New Roman" w:cs="Times New Roman"/>
                 <w:b/>
+                <w:bCs/>
                 <w:sz w:val="28"/>
                 <w:szCs w:val="28"/>
               </w:rPr>
@@ -559,19 +667,11 @@
               <w:rPr>
                 <w:rFonts w:ascii="Times New Roman" w:hAnsi="Times New Roman" w:cs="Times New Roman"/>
                 <w:b/>
-                <w:sz w:val="28"/>
-                <w:szCs w:val="28"/>
-              </w:rPr>
-              <w:t>Формирование договора</w:t>
-            </w:r>
-            <w:r>
-              <w:rPr>
-                <w:rFonts w:ascii="Times New Roman" w:hAnsi="Times New Roman" w:cs="Times New Roman"/>
-                <w:b/>
-                <w:sz w:val="28"/>
-                <w:szCs w:val="28"/>
-              </w:rPr>
-              <w:t>:</w:t>
+                <w:bCs/>
+                <w:sz w:val="28"/>
+                <w:szCs w:val="28"/>
+              </w:rPr>
+              <w:t>Валидация формы обратной связи:</w:t>
             </w:r>
           </w:p>
           <w:p>
@@ -581,20 +681,19 @@
                 <w:ilvl w:val="0"/>
                 <w:numId w:val="4"/>
               </w:numPr>
-              <w:ind w:left="322" w:hanging="322"/>
-              <w:rPr>
-                <w:rFonts w:ascii="Times New Roman" w:hAnsi="Times New Roman" w:cs="Times New Roman"/>
-                <w:sz w:val="28"/>
-                <w:szCs w:val="28"/>
-              </w:rPr>
-            </w:pPr>
-            <w:r>
-              <w:rPr>
-                <w:rFonts w:ascii="Times New Roman" w:hAnsi="Times New Roman" w:cs="Times New Roman"/>
-                <w:sz w:val="28"/>
-                <w:szCs w:val="28"/>
-              </w:rPr>
-              <w:t>Открыть подсистему «Документы»</w:t>
+              <w:rPr>
+                <w:rFonts w:ascii="Times New Roman" w:hAnsi="Times New Roman" w:cs="Times New Roman"/>
+                <w:sz w:val="28"/>
+                <w:szCs w:val="28"/>
+              </w:rPr>
+            </w:pPr>
+            <w:r>
+              <w:rPr>
+                <w:rFonts w:ascii="Times New Roman" w:hAnsi="Times New Roman" w:cs="Times New Roman"/>
+                <w:sz w:val="28"/>
+                <w:szCs w:val="28"/>
+              </w:rPr>
+              <w:t>Нажать кнопку «Отправить», не заполняя ни одного поля формы</w:t>
             </w:r>
           </w:p>
           <w:p>
@@ -604,20 +703,19 @@
                 <w:ilvl w:val="0"/>
                 <w:numId w:val="4"/>
               </w:numPr>
-              <w:ind w:left="322" w:hanging="322"/>
-              <w:rPr>
-                <w:rFonts w:ascii="Times New Roman" w:hAnsi="Times New Roman" w:cs="Times New Roman"/>
-                <w:sz w:val="28"/>
-                <w:szCs w:val="28"/>
-              </w:rPr>
-            </w:pPr>
-            <w:r>
-              <w:rPr>
-                <w:rFonts w:ascii="Times New Roman" w:hAnsi="Times New Roman" w:cs="Times New Roman"/>
-                <w:sz w:val="28"/>
-                <w:szCs w:val="28"/>
-              </w:rPr>
-              <w:t>Выбрать пункт «Договор»</w:t>
+              <w:rPr>
+                <w:rFonts w:ascii="Times New Roman" w:hAnsi="Times New Roman" w:cs="Times New Roman"/>
+                <w:sz w:val="28"/>
+                <w:szCs w:val="28"/>
+              </w:rPr>
+            </w:pPr>
+            <w:r>
+              <w:rPr>
+                <w:rFonts w:ascii="Times New Roman" w:hAnsi="Times New Roman" w:cs="Times New Roman"/>
+                <w:sz w:val="28"/>
+                <w:szCs w:val="28"/>
+              </w:rPr>
+              <w:t>Заполнить только поле «ФИО», поля «Email» и «Телефон» оставить пустыми, нажать кнопку «Отправить»</w:t>
             </w:r>
           </w:p>
           <w:p>
@@ -627,20 +725,19 @@
                 <w:ilvl w:val="0"/>
                 <w:numId w:val="4"/>
               </w:numPr>
-              <w:ind w:left="322" w:hanging="322"/>
-              <w:rPr>
-                <w:rFonts w:ascii="Times New Roman" w:hAnsi="Times New Roman" w:cs="Times New Roman"/>
-                <w:sz w:val="28"/>
-                <w:szCs w:val="28"/>
-              </w:rPr>
-            </w:pPr>
-            <w:r>
-              <w:rPr>
-                <w:rFonts w:ascii="Times New Roman" w:hAnsi="Times New Roman" w:cs="Times New Roman"/>
-                <w:sz w:val="28"/>
-                <w:szCs w:val="28"/>
-              </w:rPr>
-              <w:t>Нажать кнопку «Создать»</w:t>
+              <w:rPr>
+                <w:rFonts w:ascii="Times New Roman" w:hAnsi="Times New Roman" w:cs="Times New Roman"/>
+                <w:sz w:val="28"/>
+                <w:szCs w:val="28"/>
+              </w:rPr>
+            </w:pPr>
+            <w:r>
+              <w:rPr>
+                <w:rFonts w:ascii="Times New Roman" w:hAnsi="Times New Roman" w:cs="Times New Roman"/>
+                <w:sz w:val="28"/>
+                <w:szCs w:val="28"/>
+              </w:rPr>
+              <w:t>Заполнить поля «ФИО» и «Email» корректными значениями, поле «Телефон» оставить пустым, нажать кнопку «Отправить»</w:t>
             </w:r>
           </w:p>
           <w:p>
@@ -650,180 +747,41 @@
                 <w:ilvl w:val="0"/>
                 <w:numId w:val="4"/>
               </w:numPr>
-              <w:ind w:left="322" w:hanging="322"/>
-              <w:rPr>
-                <w:rFonts w:ascii="Times New Roman" w:hAnsi="Times New Roman" w:cs="Times New Roman"/>
-                <w:sz w:val="28"/>
-                <w:szCs w:val="28"/>
-              </w:rPr>
-            </w:pPr>
-            <w:r>
-              <w:rPr>
-                <w:rFonts w:ascii="Times New Roman" w:hAnsi="Times New Roman" w:cs="Times New Roman"/>
-                <w:sz w:val="28"/>
-                <w:szCs w:val="28"/>
-              </w:rPr>
-              <w:t>Выбрать необходимые поля, которые не заполнились автоматически:</w:t>
-            </w:r>
-          </w:p>
-          <w:p>
-            <w:pPr>
-              <w:pStyle w:val="a7"/>
-              <w:numPr>
-                <w:ilvl w:val="1"/>
+              <w:rPr>
+                <w:rFonts w:ascii="Times New Roman" w:hAnsi="Times New Roman" w:cs="Times New Roman"/>
+                <w:sz w:val="28"/>
+                <w:szCs w:val="28"/>
+              </w:rPr>
+            </w:pPr>
+            <w:r>
+              <w:rPr>
+                <w:rFonts w:ascii="Times New Roman" w:hAnsi="Times New Roman" w:cs="Times New Roman"/>
+                <w:sz w:val="28"/>
+                <w:szCs w:val="28"/>
+              </w:rPr>
+              <w:t>Заполнить все поля корректными значениями, но в поле «Email» ввести адрес в некорректном формате (например, «mail.ru»), нажать кнопку «Отправить»</w:t>
+            </w:r>
+          </w:p>
+          <w:p>
+            <w:pPr>
+              <w:pStyle w:val="a7"/>
+              <w:numPr>
+                <w:ilvl w:val="0"/>
                 <w:numId w:val="4"/>
               </w:numPr>
-              <w:ind w:left="1031" w:hanging="567"/>
-              <w:rPr>
-                <w:rFonts w:ascii="Times New Roman" w:hAnsi="Times New Roman" w:cs="Times New Roman"/>
-                <w:sz w:val="28"/>
-                <w:szCs w:val="28"/>
-              </w:rPr>
-            </w:pPr>
-            <w:r>
-              <w:rPr>
-                <w:rFonts w:ascii="Times New Roman" w:hAnsi="Times New Roman" w:cs="Times New Roman"/>
-                <w:sz w:val="28"/>
-                <w:szCs w:val="28"/>
-              </w:rPr>
-              <w:t>Клиент.</w:t>
-            </w:r>
-          </w:p>
-          <w:p>
-            <w:pPr>
-              <w:pStyle w:val="a7"/>
-              <w:numPr>
-                <w:ilvl w:val="1"/>
-                <w:numId w:val="4"/>
-              </w:numPr>
-              <w:ind w:left="1031" w:hanging="567"/>
-              <w:rPr>
-                <w:rFonts w:ascii="Times New Roman" w:hAnsi="Times New Roman" w:cs="Times New Roman"/>
-                <w:sz w:val="28"/>
-                <w:szCs w:val="28"/>
-              </w:rPr>
-            </w:pPr>
-            <w:r>
-              <w:rPr>
-                <w:rFonts w:ascii="Times New Roman" w:hAnsi="Times New Roman" w:cs="Times New Roman"/>
-                <w:sz w:val="28"/>
-                <w:szCs w:val="28"/>
-              </w:rPr>
-              <w:t>Тур.</w:t>
-            </w:r>
-          </w:p>
-          <w:p>
-            <w:pPr>
-              <w:pStyle w:val="a7"/>
-              <w:numPr>
-                <w:ilvl w:val="1"/>
-                <w:numId w:val="4"/>
-              </w:numPr>
-              <w:ind w:left="1031" w:hanging="567"/>
-              <w:rPr>
-                <w:rFonts w:ascii="Times New Roman" w:hAnsi="Times New Roman" w:cs="Times New Roman"/>
-                <w:sz w:val="28"/>
-                <w:szCs w:val="28"/>
-              </w:rPr>
-            </w:pPr>
-            <w:r>
-              <w:rPr>
-                <w:rFonts w:ascii="Times New Roman" w:hAnsi="Times New Roman" w:cs="Times New Roman"/>
-                <w:sz w:val="28"/>
-                <w:szCs w:val="28"/>
-              </w:rPr>
-              <w:t>Отель.</w:t>
-            </w:r>
-          </w:p>
-          <w:p>
-            <w:pPr>
-              <w:pStyle w:val="a7"/>
-              <w:numPr>
-                <w:ilvl w:val="1"/>
-                <w:numId w:val="4"/>
-              </w:numPr>
-              <w:ind w:left="1031" w:hanging="567"/>
-              <w:rPr>
-                <w:rFonts w:ascii="Times New Roman" w:hAnsi="Times New Roman" w:cs="Times New Roman"/>
-                <w:sz w:val="28"/>
-                <w:szCs w:val="28"/>
-              </w:rPr>
-            </w:pPr>
-            <w:r>
-              <w:rPr>
-                <w:rFonts w:ascii="Times New Roman" w:hAnsi="Times New Roman" w:cs="Times New Roman"/>
-                <w:sz w:val="28"/>
-                <w:szCs w:val="28"/>
-              </w:rPr>
-              <w:t>Дата начала/окончания.</w:t>
-            </w:r>
-          </w:p>
-          <w:p>
-            <w:pPr>
-              <w:pStyle w:val="a7"/>
-              <w:numPr>
-                <w:ilvl w:val="1"/>
-                <w:numId w:val="4"/>
-              </w:numPr>
-              <w:ind w:left="1031" w:hanging="567"/>
-              <w:rPr>
-                <w:rFonts w:ascii="Times New Roman" w:hAnsi="Times New Roman" w:cs="Times New Roman"/>
-                <w:sz w:val="28"/>
-                <w:szCs w:val="28"/>
-              </w:rPr>
-            </w:pPr>
-            <w:r>
-              <w:rPr>
-                <w:rFonts w:ascii="Times New Roman" w:hAnsi="Times New Roman" w:cs="Times New Roman"/>
-                <w:sz w:val="28"/>
-                <w:szCs w:val="28"/>
-              </w:rPr>
-              <w:t>Питание.</w:t>
-            </w:r>
-          </w:p>
-          <w:p>
-            <w:pPr>
-              <w:pStyle w:val="a7"/>
-              <w:numPr>
-                <w:ilvl w:val="1"/>
-                <w:numId w:val="4"/>
-              </w:numPr>
-              <w:ind w:left="1031" w:hanging="567"/>
-              <w:rPr>
-                <w:rFonts w:ascii="Times New Roman" w:hAnsi="Times New Roman" w:cs="Times New Roman"/>
-                <w:sz w:val="28"/>
-                <w:szCs w:val="28"/>
-              </w:rPr>
-            </w:pPr>
-            <w:r>
-              <w:rPr>
-                <w:rFonts w:ascii="Times New Roman" w:hAnsi="Times New Roman" w:cs="Times New Roman"/>
-                <w:sz w:val="28"/>
-                <w:szCs w:val="28"/>
-              </w:rPr>
-              <w:t>Доп. Услуги.</w:t>
-            </w:r>
-          </w:p>
-          <w:p>
-            <w:pPr>
-              <w:pStyle w:val="a7"/>
-              <w:numPr>
-                <w:ilvl w:val="0"/>
-                <w:numId w:val="4"/>
-              </w:numPr>
-              <w:rPr>
-                <w:rFonts w:ascii="Times New Roman" w:hAnsi="Times New Roman" w:cs="Times New Roman"/>
-                <w:sz w:val="28"/>
-                <w:szCs w:val="28"/>
-              </w:rPr>
-            </w:pPr>
-            <w:r>
-              <w:rPr>
-                <w:rFonts w:ascii="Times New Roman" w:hAnsi="Times New Roman" w:cs="Times New Roman"/>
-                <w:sz w:val="28"/>
-                <w:szCs w:val="28"/>
-              </w:rPr>
-              <w:t>Нажать кнопку «Провести и закрыть».</w:t>
+              <w:rPr>
+                <w:rFonts w:ascii="Times New Roman" w:hAnsi="Times New Roman" w:cs="Times New Roman"/>
+                <w:sz w:val="28"/>
+                <w:szCs w:val="28"/>
+              </w:rPr>
+            </w:pPr>
+            <w:r>
+              <w:rPr>
+                <w:rFonts w:ascii="Times New Roman" w:hAnsi="Times New Roman" w:cs="Times New Roman"/>
+                <w:sz w:val="28"/>
+                <w:szCs w:val="28"/>
+              </w:rPr>
+              <w:t>Заполнить все поля корректными значениями, выбрать любой вариант в списке «Тип обращения», нажать кнопку «Отправить»</w:t>
             </w:r>
           </w:p>
         </w:tc>
@@ -851,7 +809,7 @@
                 <w:sz w:val="28"/>
                 <w:szCs w:val="28"/>
               </w:rPr>
-              <w:t>В верхней части экрана появляются кнопки для подсистемы «Документы».</w:t>
+              <w:t>Форма не отправляется: браузер подсвечивает незаполненное обязательное поле «ФИО» и выводит подсказку о необходимости его заполнения</w:t>
             </w:r>
           </w:p>
           <w:p>
@@ -874,15 +832,7 @@
                 <w:sz w:val="28"/>
                 <w:szCs w:val="28"/>
               </w:rPr>
-              <w:t xml:space="preserve">Открывается </w:t>
-            </w:r>
-            <w:r>
-              <w:rPr>
-                <w:rFonts w:ascii="Times New Roman" w:hAnsi="Times New Roman" w:cs="Times New Roman"/>
-                <w:sz w:val="28"/>
-                <w:szCs w:val="28"/>
-              </w:rPr>
-              <w:t>окно с табличным представлением всех договоров.</w:t>
+              <w:t>Форма не отправляется: браузер подсвечивает незаполненное обязательное поле «Email» и выводит подсказку о необходимости его заполнения</w:t>
             </w:r>
           </w:p>
           <w:p>
@@ -905,7 +855,7 @@
                 <w:sz w:val="28"/>
                 <w:szCs w:val="28"/>
               </w:rPr>
-              <w:t>Открывается диалоговое окно создания договора с автоматической генерацией номера договора, и датой создания.</w:t>
+              <w:t>Форма не отправляется: браузер подсвечивает незаполненное обязательное поле «Телефон» и выводит подсказку о необходимости его заполнения</w:t>
             </w:r>
           </w:p>
           <w:p>
@@ -928,7 +878,7 @@
                 <w:sz w:val="28"/>
                 <w:szCs w:val="28"/>
               </w:rPr>
-              <w:t>Все поля заполнены, на основе введенных данных автоматически рассчитана сумма договора.</w:t>
+              <w:t>Форма не отправляется: браузер подсвечивает поле «Email» и выводит сообщение о некорректном формате адреса электронной почты</w:t>
             </w:r>
           </w:p>
           <w:p>
@@ -951,18 +901,8 @@
                 <w:sz w:val="28"/>
                 <w:szCs w:val="28"/>
               </w:rPr>
-              <w:lastRenderedPageBreak/>
-              <w:t>Договор записан и табличное представление договоров обновлено.</w:t>
-            </w:r>
-          </w:p>
-          <w:p>
-            <w:pPr>
-              <w:rPr>
-                <w:rFonts w:ascii="Times New Roman" w:hAnsi="Times New Roman" w:cs="Times New Roman"/>
-                <w:sz w:val="28"/>
-                <w:szCs w:val="28"/>
-              </w:rPr>
-            </w:pPr>
+              <w:t>Форма отправляется: страница перезагружается (серверного обработчика формы на сайте не предусмотрено)</w:t>
+            </w:r>
           </w:p>
         </w:tc>
       </w:tr>
@@ -999,6 +939,7 @@
               <w:rPr>
                 <w:rFonts w:ascii="Times New Roman" w:hAnsi="Times New Roman" w:cs="Times New Roman"/>
                 <w:b/>
+                <w:bCs/>
                 <w:sz w:val="28"/>
                 <w:szCs w:val="28"/>
               </w:rPr>
@@ -1007,10 +948,11 @@
               <w:rPr>
                 <w:rFonts w:ascii="Times New Roman" w:hAnsi="Times New Roman" w:cs="Times New Roman"/>
                 <w:b/>
-                <w:sz w:val="28"/>
-                <w:szCs w:val="28"/>
-              </w:rPr>
-              <w:t>Формирование оплаты:</w:t>
+                <w:bCs/>
+                <w:sz w:val="28"/>
+                <w:szCs w:val="28"/>
+              </w:rPr>
+              <w:t>Подсветка строк таблицы меню при наведении:</w:t>
             </w:r>
           </w:p>
           <w:p>
@@ -1020,20 +962,19 @@
                 <w:ilvl w:val="0"/>
                 <w:numId w:val="5"/>
               </w:numPr>
-              <w:spacing w:after="160" w:line="259" w:lineRule="auto"/>
-              <w:rPr>
-                <w:rFonts w:ascii="Times New Roman" w:hAnsi="Times New Roman" w:cs="Times New Roman"/>
-                <w:sz w:val="28"/>
-                <w:szCs w:val="28"/>
-              </w:rPr>
-            </w:pPr>
-            <w:r>
-              <w:rPr>
-                <w:rFonts w:ascii="Times New Roman" w:hAnsi="Times New Roman" w:cs="Times New Roman"/>
-                <w:sz w:val="28"/>
-                <w:szCs w:val="28"/>
-              </w:rPr>
-              <w:t>Открыть подсистему «Документы».</w:t>
+              <w:rPr>
+                <w:rFonts w:ascii="Times New Roman" w:hAnsi="Times New Roman" w:cs="Times New Roman"/>
+                <w:sz w:val="28"/>
+                <w:szCs w:val="28"/>
+              </w:rPr>
+            </w:pPr>
+            <w:r>
+              <w:rPr>
+                <w:rFonts w:ascii="Times New Roman" w:hAnsi="Times New Roman" w:cs="Times New Roman"/>
+                <w:sz w:val="28"/>
+                <w:szCs w:val="28"/>
+              </w:rPr>
+              <w:t>Открыть страницу сайта ресторана «Палитра вкусов» и прокрутить вниз до блока «Наше меню»</w:t>
             </w:r>
           </w:p>
           <w:p>
@@ -1043,21 +984,19 @@
                 <w:ilvl w:val="0"/>
                 <w:numId w:val="5"/>
               </w:numPr>
-              <w:spacing w:after="160" w:line="259" w:lineRule="auto"/>
-              <w:ind w:left="322" w:hanging="322"/>
-              <w:rPr>
-                <w:rFonts w:ascii="Times New Roman" w:hAnsi="Times New Roman" w:cs="Times New Roman"/>
-                <w:sz w:val="28"/>
-                <w:szCs w:val="28"/>
-              </w:rPr>
-            </w:pPr>
-            <w:r>
-              <w:rPr>
-                <w:rFonts w:ascii="Times New Roman" w:hAnsi="Times New Roman" w:cs="Times New Roman"/>
-                <w:sz w:val="28"/>
-                <w:szCs w:val="28"/>
-              </w:rPr>
-              <w:t>Выбрать пункт «Договор».</w:t>
+              <w:rPr>
+                <w:rFonts w:ascii="Times New Roman" w:hAnsi="Times New Roman" w:cs="Times New Roman"/>
+                <w:sz w:val="28"/>
+                <w:szCs w:val="28"/>
+              </w:rPr>
+            </w:pPr>
+            <w:r>
+              <w:rPr>
+                <w:rFonts w:ascii="Times New Roman" w:hAnsi="Times New Roman" w:cs="Times New Roman"/>
+                <w:sz w:val="28"/>
+                <w:szCs w:val="28"/>
+              </w:rPr>
+              <w:t>Навести курсор на строку таблицы с блюдом «Суп-пюре из тыквы»</w:t>
             </w:r>
           </w:p>
           <w:p>
@@ -1067,21 +1006,19 @@
                 <w:ilvl w:val="0"/>
                 <w:numId w:val="5"/>
               </w:numPr>
-              <w:spacing w:after="160" w:line="259" w:lineRule="auto"/>
-              <w:ind w:left="322" w:hanging="322"/>
-              <w:rPr>
-                <w:rFonts w:ascii="Times New Roman" w:hAnsi="Times New Roman" w:cs="Times New Roman"/>
-                <w:sz w:val="28"/>
-                <w:szCs w:val="28"/>
-              </w:rPr>
-            </w:pPr>
-            <w:r>
-              <w:rPr>
-                <w:rFonts w:ascii="Times New Roman" w:hAnsi="Times New Roman" w:cs="Times New Roman"/>
-                <w:sz w:val="28"/>
-                <w:szCs w:val="28"/>
-              </w:rPr>
-              <w:t>Выбрать конкретный договор.</w:t>
+              <w:rPr>
+                <w:rFonts w:ascii="Times New Roman" w:hAnsi="Times New Roman" w:cs="Times New Roman"/>
+                <w:sz w:val="28"/>
+                <w:szCs w:val="28"/>
+              </w:rPr>
+            </w:pPr>
+            <w:r>
+              <w:rPr>
+                <w:rFonts w:ascii="Times New Roman" w:hAnsi="Times New Roman" w:cs="Times New Roman"/>
+                <w:sz w:val="28"/>
+                <w:szCs w:val="28"/>
+              </w:rPr>
+              <w:t>Навести курсор на строку таблицы с блюдом «Тирамису» (последняя строка таблицы)</w:t>
             </w:r>
           </w:p>
           <w:p>
@@ -1091,188 +1028,19 @@
                 <w:ilvl w:val="0"/>
                 <w:numId w:val="5"/>
               </w:numPr>
-              <w:spacing w:after="160" w:line="259" w:lineRule="auto"/>
-              <w:ind w:left="322" w:hanging="322"/>
-              <w:rPr>
-                <w:rFonts w:ascii="Times New Roman" w:hAnsi="Times New Roman" w:cs="Times New Roman"/>
-                <w:sz w:val="28"/>
-                <w:szCs w:val="28"/>
-              </w:rPr>
-            </w:pPr>
-            <w:r>
-              <w:rPr>
-                <w:rFonts w:ascii="Times New Roman" w:hAnsi="Times New Roman" w:cs="Times New Roman"/>
-                <w:sz w:val="28"/>
-                <w:szCs w:val="28"/>
-              </w:rPr>
-              <w:t>Нажать кнопку «Создать на основании»</w:t>
-            </w:r>
-          </w:p>
-          <w:p>
-            <w:pPr>
-              <w:pStyle w:val="a7"/>
-              <w:numPr>
-                <w:ilvl w:val="0"/>
-                <w:numId w:val="5"/>
-              </w:numPr>
-              <w:spacing w:after="160" w:line="259" w:lineRule="auto"/>
-              <w:ind w:left="322" w:hanging="322"/>
-              <w:rPr>
-                <w:rFonts w:ascii="Times New Roman" w:hAnsi="Times New Roman" w:cs="Times New Roman"/>
-                <w:sz w:val="28"/>
-                <w:szCs w:val="28"/>
-              </w:rPr>
-            </w:pPr>
-            <w:r>
-              <w:rPr>
-                <w:rFonts w:ascii="Times New Roman" w:hAnsi="Times New Roman" w:cs="Times New Roman"/>
-                <w:sz w:val="28"/>
-                <w:szCs w:val="28"/>
-              </w:rPr>
-              <w:t>Выбрать пункт «Оплата»</w:t>
-            </w:r>
-          </w:p>
-          <w:p>
-            <w:pPr>
-              <w:pStyle w:val="a7"/>
-              <w:numPr>
-                <w:ilvl w:val="0"/>
-                <w:numId w:val="5"/>
-              </w:numPr>
-              <w:spacing w:after="160" w:line="259" w:lineRule="auto"/>
-              <w:ind w:left="322" w:hanging="322"/>
-              <w:rPr>
-                <w:rFonts w:ascii="Times New Roman" w:hAnsi="Times New Roman" w:cs="Times New Roman"/>
-                <w:sz w:val="28"/>
-                <w:szCs w:val="28"/>
-              </w:rPr>
-            </w:pPr>
-            <w:r>
-              <w:rPr>
-                <w:rFonts w:ascii="Times New Roman" w:hAnsi="Times New Roman" w:cs="Times New Roman"/>
-                <w:sz w:val="28"/>
-                <w:szCs w:val="28"/>
-              </w:rPr>
-              <w:t>Проверить заполненность полей:</w:t>
-            </w:r>
-          </w:p>
-          <w:p>
-            <w:pPr>
-              <w:pStyle w:val="a7"/>
-              <w:numPr>
-                <w:ilvl w:val="1"/>
-                <w:numId w:val="5"/>
-              </w:numPr>
-              <w:spacing w:after="160" w:line="259" w:lineRule="auto"/>
-              <w:ind w:left="889" w:hanging="425"/>
-              <w:rPr>
-                <w:rFonts w:ascii="Times New Roman" w:hAnsi="Times New Roman" w:cs="Times New Roman"/>
-                <w:sz w:val="28"/>
-                <w:szCs w:val="28"/>
-              </w:rPr>
-            </w:pPr>
-            <w:r>
-              <w:rPr>
-                <w:rFonts w:ascii="Times New Roman" w:hAnsi="Times New Roman" w:cs="Times New Roman"/>
-                <w:sz w:val="28"/>
-                <w:szCs w:val="28"/>
-              </w:rPr>
-              <w:t xml:space="preserve"> Клиент </w:t>
-            </w:r>
-          </w:p>
-          <w:p>
-            <w:pPr>
-              <w:pStyle w:val="a7"/>
-              <w:numPr>
-                <w:ilvl w:val="1"/>
-                <w:numId w:val="5"/>
-              </w:numPr>
-              <w:spacing w:after="160" w:line="259" w:lineRule="auto"/>
-              <w:ind w:left="889" w:hanging="425"/>
-              <w:rPr>
-                <w:rFonts w:ascii="Times New Roman" w:hAnsi="Times New Roman" w:cs="Times New Roman"/>
-                <w:sz w:val="28"/>
-                <w:szCs w:val="28"/>
-              </w:rPr>
-            </w:pPr>
-            <w:r>
-              <w:rPr>
-                <w:rFonts w:ascii="Times New Roman" w:hAnsi="Times New Roman" w:cs="Times New Roman"/>
-                <w:sz w:val="28"/>
-                <w:szCs w:val="28"/>
-              </w:rPr>
-              <w:t xml:space="preserve"> Номер договора</w:t>
-            </w:r>
-          </w:p>
-          <w:p>
-            <w:pPr>
-              <w:pStyle w:val="a7"/>
-              <w:numPr>
-                <w:ilvl w:val="1"/>
-                <w:numId w:val="5"/>
-              </w:numPr>
-              <w:spacing w:after="160" w:line="259" w:lineRule="auto"/>
-              <w:ind w:left="889" w:hanging="425"/>
-              <w:rPr>
-                <w:rFonts w:ascii="Times New Roman" w:hAnsi="Times New Roman" w:cs="Times New Roman"/>
-                <w:sz w:val="28"/>
-                <w:szCs w:val="28"/>
-              </w:rPr>
-            </w:pPr>
-            <w:r>
-              <w:rPr>
-                <w:rFonts w:ascii="Times New Roman" w:hAnsi="Times New Roman" w:cs="Times New Roman"/>
-                <w:sz w:val="28"/>
-                <w:szCs w:val="28"/>
-              </w:rPr>
-              <w:t>Тип оплаты</w:t>
-            </w:r>
-          </w:p>
-          <w:p>
-            <w:pPr>
-              <w:pStyle w:val="a7"/>
-              <w:numPr>
-                <w:ilvl w:val="1"/>
-                <w:numId w:val="5"/>
-              </w:numPr>
-              <w:spacing w:after="160" w:line="259" w:lineRule="auto"/>
-              <w:ind w:left="889" w:hanging="425"/>
-              <w:rPr>
-                <w:rFonts w:ascii="Times New Roman" w:hAnsi="Times New Roman" w:cs="Times New Roman"/>
-                <w:sz w:val="28"/>
-                <w:szCs w:val="28"/>
-              </w:rPr>
-            </w:pPr>
-            <w:r>
-              <w:rPr>
-                <w:rFonts w:ascii="Times New Roman" w:hAnsi="Times New Roman" w:cs="Times New Roman"/>
-                <w:sz w:val="28"/>
-                <w:szCs w:val="28"/>
-              </w:rPr>
-              <w:t xml:space="preserve"> Сумма</w:t>
-            </w:r>
-          </w:p>
-          <w:p>
-            <w:pPr>
-              <w:pStyle w:val="a7"/>
-              <w:numPr>
-                <w:ilvl w:val="0"/>
-                <w:numId w:val="5"/>
-              </w:numPr>
-              <w:spacing w:after="160" w:line="259" w:lineRule="auto"/>
-              <w:rPr>
-                <w:rFonts w:ascii="Times New Roman" w:hAnsi="Times New Roman" w:cs="Times New Roman"/>
-                <w:sz w:val="28"/>
-                <w:szCs w:val="28"/>
-              </w:rPr>
-            </w:pPr>
-            <w:r>
-              <w:rPr>
-                <w:rFonts w:ascii="Times New Roman" w:hAnsi="Times New Roman" w:cs="Times New Roman"/>
-                <w:sz w:val="28"/>
-                <w:szCs w:val="28"/>
-              </w:rPr>
-              <w:t>Нажать кнопку «Провести и закрыть»</w:t>
+              <w:rPr>
+                <w:rFonts w:ascii="Times New Roman" w:hAnsi="Times New Roman" w:cs="Times New Roman"/>
+                <w:sz w:val="28"/>
+                <w:szCs w:val="28"/>
+              </w:rPr>
+            </w:pPr>
+            <w:r>
+              <w:rPr>
+                <w:rFonts w:ascii="Times New Roman" w:hAnsi="Times New Roman" w:cs="Times New Roman"/>
+                <w:sz w:val="28"/>
+                <w:szCs w:val="28"/>
+              </w:rPr>
+              <w:t>Увести курсор с таблицы меню</w:t>
             </w:r>
           </w:p>
         </w:tc>
@@ -1300,7 +1068,7 @@
                 <w:sz w:val="28"/>
                 <w:szCs w:val="28"/>
               </w:rPr>
-              <w:t>В верхней части экрана появляются кнопки для подсистемы «Документы».</w:t>
+              <w:t>В блоке «Наше меню» отображается таблица с колонками «Блюдо», «Описание», «Вес», «Цена (руб.)» и 5 строками блюд</w:t>
             </w:r>
           </w:p>
           <w:p>
@@ -1323,7 +1091,7 @@
                 <w:sz w:val="28"/>
                 <w:szCs w:val="28"/>
               </w:rPr>
-              <w:t>Открывается окно с табличным представлением всех договоров.</w:t>
+              <w:t>Строка с блюдом «Суп-пюре из тыквы» подсвечивается: фон строки изменяется на светло-фиолетовый</w:t>
             </w:r>
           </w:p>
           <w:p>
@@ -1346,7 +1114,7 @@
                 <w:sz w:val="28"/>
                 <w:szCs w:val="28"/>
               </w:rPr>
-              <w:t>Открывается диалоговое окно с информацией о договоре.</w:t>
+              <w:t>Строка с блюдом «Тирамису» подсвечивается аналогично: фон строки изменяется на светло-фиолетовый</w:t>
             </w:r>
           </w:p>
           <w:p>
@@ -1369,86 +1137,8 @@
                 <w:sz w:val="28"/>
                 <w:szCs w:val="28"/>
               </w:rPr>
-              <w:t>Открывается выпадающий список документов, которые могут быть созданы на основании «Договора»</w:t>
-            </w:r>
-          </w:p>
-          <w:p>
-            <w:pPr>
-              <w:pStyle w:val="a7"/>
-              <w:numPr>
-                <w:ilvl w:val="0"/>
-                <w:numId w:val="8"/>
-              </w:numPr>
-              <w:spacing w:after="160" w:line="259" w:lineRule="auto"/>
-              <w:rPr>
-                <w:rFonts w:ascii="Times New Roman" w:hAnsi="Times New Roman" w:cs="Times New Roman"/>
-                <w:sz w:val="28"/>
-                <w:szCs w:val="28"/>
-              </w:rPr>
-            </w:pPr>
-            <w:r>
-              <w:rPr>
-                <w:rFonts w:ascii="Times New Roman" w:hAnsi="Times New Roman" w:cs="Times New Roman"/>
-                <w:sz w:val="28"/>
-                <w:szCs w:val="28"/>
-              </w:rPr>
-              <w:t>Открывается диалоговое окно создания оплаты.</w:t>
-            </w:r>
-          </w:p>
-          <w:p>
-            <w:pPr>
-              <w:pStyle w:val="a7"/>
-              <w:numPr>
-                <w:ilvl w:val="0"/>
-                <w:numId w:val="8"/>
-              </w:numPr>
-              <w:spacing w:after="160" w:line="259" w:lineRule="auto"/>
-              <w:rPr>
-                <w:rFonts w:ascii="Times New Roman" w:hAnsi="Times New Roman" w:cs="Times New Roman"/>
-                <w:sz w:val="28"/>
-                <w:szCs w:val="28"/>
-              </w:rPr>
-            </w:pPr>
-            <w:r>
-              <w:rPr>
-                <w:rFonts w:ascii="Times New Roman" w:hAnsi="Times New Roman" w:cs="Times New Roman"/>
-                <w:sz w:val="28"/>
-                <w:szCs w:val="28"/>
-              </w:rPr>
-              <w:t xml:space="preserve">Все поля должны быть корректно заполнены автоматически исходя из данных выбранного договора. </w:t>
-            </w:r>
-          </w:p>
-          <w:p>
-            <w:pPr>
-              <w:pStyle w:val="a7"/>
-              <w:numPr>
-                <w:ilvl w:val="0"/>
-                <w:numId w:val="8"/>
-              </w:numPr>
-              <w:spacing w:after="160" w:line="259" w:lineRule="auto"/>
-              <w:rPr>
-                <w:rFonts w:ascii="Times New Roman" w:hAnsi="Times New Roman" w:cs="Times New Roman"/>
-                <w:sz w:val="28"/>
-                <w:szCs w:val="28"/>
-              </w:rPr>
-            </w:pPr>
-            <w:r>
-              <w:rPr>
-                <w:rFonts w:ascii="Times New Roman" w:hAnsi="Times New Roman" w:cs="Times New Roman"/>
-                <w:sz w:val="28"/>
-                <w:szCs w:val="28"/>
-              </w:rPr>
-              <w:t>Закрытие диалогового окна формирования «Оплаты».</w:t>
-            </w:r>
-          </w:p>
-          <w:p>
-            <w:pPr>
-              <w:rPr>
-                <w:rFonts w:ascii="Times New Roman" w:hAnsi="Times New Roman" w:cs="Times New Roman"/>
-                <w:sz w:val="28"/>
-                <w:szCs w:val="28"/>
-              </w:rPr>
-            </w:pPr>
+              <w:t>Подсветка строк снимается, фон строк возвращается к исходному</w:t>
+            </w:r>
           </w:p>
         </w:tc>
       </w:tr>
